--- a/app/templates/A/inicio/ypfb/A Inicio YPFB TEMPLATE.docx
+++ b/app/templates/A/inicio/ypfb/A Inicio YPFB TEMPLATE.docx
@@ -58,7 +58,7 @@
                 <w:bCs/>
                 <w:lang w:val="es-BO"/>
               </w:rPr>
-              <w:t xml:space="preserve">PEB/CORP/CBS </w:t>
+              <w:t xml:space="preserve">{{ full_cite }}</w:t>
             </w:r>
             <w:r>
               <w:rPr>
@@ -66,7 +66,7 @@
                 <w:bCs/>
                 <w:lang w:val="es-BO"/>
               </w:rPr>
-              <w:t>{{ cite }}</w:t>
+              <w:t/>
             </w:r>
             <w:r>
               <w:rPr>
@@ -74,7 +74,7 @@
                 <w:bCs/>
                 <w:lang w:val="es-BO"/>
               </w:rPr>
-              <w:t>/</w:t>
+              <w:t/>
             </w:r>
             <w:r>
               <w:rPr>
@@ -82,7 +82,7 @@
                 <w:bCs/>
                 <w:lang w:val="es-BO"/>
               </w:rPr>
-              <w:t>{{ current_year }}</w:t>
+              <w:t/>
             </w:r>
           </w:p>
         </w:tc>
